--- a/atelier/atelier_077.docx
+++ b/atelier/atelier_077.docx
@@ -288,7 +288,7 @@
           </w:tcPr>
           <w:p>
             <w:r>
-              <w:t xml:space="preserve">La squad (Dev + Ops), écran partagé, .gitlab-ci.yml et historique de durées ouverts</w:t>
+              <w:t xml:space="preserve">La squad (Dev + Ops), écran partagé,.gitlab-ci.yml et historique de durées ouverts</w:t>
             </w:r>
           </w:p>
         </w:tc>
@@ -441,7 +441,7 @@
           </w:tcPr>
           <w:p>
             <w:r>
-              <w:t xml:space="preserve">Pipeline optimisé (#74 cache, #75 parallélisation, #76 Docker)</w:t>
+              <w:t xml:space="preserve">Pipeline optimisé ( cache, parallélisation, Docker)</w:t>
             </w:r>
           </w:p>
         </w:tc>
@@ -460,7 +460,7 @@
         <w:spacing w:after="120"/>
       </w:pPr>
       <w:r>
-        <w:t xml:space="preserve">La squad a gagné la bataille de la durée : cache (#74), parallélisation (#75), images allégées (#76) ont ramené le pipeline sous les 15 minutes. Mais un pipeline rapide ne le reste pas tout seul. La dérive est insidieuse : un test ajouté ici, une dépendance lourde là, un job qui s’allonge de trente secondes à chaque sprint — et six mois plus tard, sans qu’aucune décision n’ait jamais été prise, on est repassé à 25 minutes. Personne n’a vu le moment où ça a basculé, parce que chaque ajout pris isolément semblait anodin. Le sujet de cet atelier est de poser un garde-fou automatique : ancrer un seuil de durée dans le pipeline lui-même, pour qu’il se surveille et alerte (ou échoue) dès qu’un build dépasse la limite. On passe d’une performance qui repose sur la vigilance — fragile, oubliable — à une performance protégée par construction. Le seuil tient même quand personne ne regarde.</w:t>
+        <w:t xml:space="preserve">La squad a gagné la bataille de la durée : cache, parallélisation, images allégées ont ramené le pipeline sous les 15 minutes. Mais un pipeline rapide ne le reste pas tout seul. La dérive est insidieuse : un test ajouté ici, une dépendance lourde là, un job qui s’allonge de trente secondes à chaque sprint — et six mois plus tard, sans qu’aucune décision n’ait jamais été prise, on est repassé à 25 minutes. Personne n’a vu le moment où ça a basculé, parce que chaque ajout pris isolément semblait anodin. Le sujet de cet atelier est de poser un garde-fou automatique : ancrer un seuil de durée dans le pipeline lui-même, pour qu’il se surveille et alerte (ou échoue) dès qu’un build dépasse la limite. On passe d’une performance qui repose sur la vigilance — fragile, oubliable — à une performance protégée par construction. Le seuil tient même quand personne ne regarde.</w:t>
       </w:r>
     </w:p>
     <w:p>
@@ -494,7 +494,7 @@
         <w:spacing w:after="80"/>
       </w:pPr>
       <w:r>
-        <w:t xml:space="preserve">Un acquis non protégé se reperd : tout le travail des #74 à #76 peut être annulé en quelques mois de petits ajouts. Sans garde-fou, l’optimisation est un effort ponctuel qui s’érode. Avec un seuil ancré, c’est un acquis verrouillé — on ne refait pas le travail, on empêche de le défaire.</w:t>
+        <w:t xml:space="preserve">Un acquis non protégé se reperd : tout le travail des le cache des dépendances : le gain le plus rapide à optimiser nos images Docker peut être annulé en quelques mois de petits ajouts. Sans garde-fou, l’optimisation est un effort ponctuel qui s’érode. Avec un seuil ancré, c’est un acquis verrouillé — on ne refait pas le travail, on empêche de le défaire.</w:t>
       </w:r>
     </w:p>
     <w:p>
@@ -520,7 +520,7 @@
         <w:spacing w:after="80"/>
       </w:pPr>
       <w:r>
-        <w:t xml:space="preserve">C’est la même logique que les autres garde-fous de la squad : comme le déploiement restreint à main (#67), on ne compte pas sur la discipline pour tenir une règle — on la rend structurelle. La performance cesse d’être une intention pour devenir une contrainte tenue par la machine. L’humain décide du seuil ; le pipeline le fait respecter.</w:t>
+        <w:t xml:space="preserve">C’est la même logique que les autres garde-fous de la squad : comme le déploiement restreint à main, on ne compte pas sur la discipline pour tenir une règle — on la rend structurelle. La performance cesse d’être une intention pour devenir une contrainte tenue par la machine. L’humain décide du seuil ; le pipeline le fait respecter.</w:t>
       </w:r>
     </w:p>
     <w:p>
@@ -608,7 +608,7 @@
         <w:t xml:space="preserve">Tester le garde-fou en le déclenchant : </w:t>
       </w:r>
       <w:r>
-        <w:t xml:space="preserve">comme pour tout verrou (cf. #67), la preuve qu’il marche est de le forcer. On simule un dépassement (seuil temporairement bas, ou job artificiellement ralenti) et on vérifie que l’alerte part ou que le build échoue comme prévu. Un garde-fou non testé n’est pas un garde-fou.</w:t>
+        <w:t xml:space="preserve">comme pour tout verrou (cf.), la preuve qu’il marche est de le forcer. On simule un dépassement (seuil temporairement bas, ou job artificiellement ralenti) et on vérifie que l’alerte part ou que le build échoue comme prévu. Un garde-fou non testé n’est pas un garde-fou.</w:t>
       </w:r>
     </w:p>
     <w:p>
@@ -699,147 +699,147 @@
                 <w:sz w:val="18"/>
                 <w:szCs w:val="18"/>
               </w:rPr>
-              <w:t xml:space="preserve">  stage: .post                 # tourne en fin de pipeline</w:t>
-            </w:r>
-          </w:p>
-          <w:p>
-            <w:r>
-              <w:rPr>
-                <w:rFonts w:ascii="Consolas" w:cs="Consolas" w:eastAsia="Consolas" w:hAnsi="Consolas"/>
-                <w:sz w:val="18"/>
-                <w:szCs w:val="18"/>
-              </w:rPr>
-              <w:t xml:space="preserve">  variables:</w:t>
-            </w:r>
-          </w:p>
-          <w:p>
-            <w:r>
-              <w:rPr>
-                <w:rFonts w:ascii="Consolas" w:cs="Consolas" w:eastAsia="Consolas" w:hAnsi="Consolas"/>
-                <w:sz w:val="18"/>
-                <w:szCs w:val="18"/>
-              </w:rPr>
-              <w:t xml:space="preserve">    SEUIL_MIN: 15</w:t>
-            </w:r>
-          </w:p>
-          <w:p>
-            <w:r>
-              <w:rPr>
-                <w:rFonts w:ascii="Consolas" w:cs="Consolas" w:eastAsia="Consolas" w:hAnsi="Consolas"/>
-                <w:sz w:val="18"/>
-                <w:szCs w:val="18"/>
-              </w:rPr>
-              <w:t xml:space="preserve">  script:</w:t>
-            </w:r>
-          </w:p>
-          <w:p>
-            <w:r>
-              <w:rPr>
-                <w:rFonts w:ascii="Consolas" w:cs="Consolas" w:eastAsia="Consolas" w:hAnsi="Consolas"/>
-                <w:sz w:val="18"/>
-                <w:szCs w:val="18"/>
-              </w:rPr>
-              <w:t xml:space="preserve">    - DUREE=$(...)             # récupérer la durée du pipeline</w:t>
-            </w:r>
-          </w:p>
-          <w:p>
-            <w:r>
-              <w:rPr>
-                <w:rFonts w:ascii="Consolas" w:cs="Consolas" w:eastAsia="Consolas" w:hAnsi="Consolas"/>
-                <w:sz w:val="18"/>
-                <w:szCs w:val="18"/>
-              </w:rPr>
-              <w:t xml:space="preserve">                               #   (API GitLab du pipeline courant)</w:t>
-            </w:r>
-          </w:p>
-          <w:p>
-            <w:r>
-              <w:rPr>
-                <w:rFonts w:ascii="Consolas" w:cs="Consolas" w:eastAsia="Consolas" w:hAnsi="Consolas"/>
-                <w:sz w:val="18"/>
-                <w:szCs w:val="18"/>
-              </w:rPr>
-              <w:t xml:space="preserve">    - |</w:t>
-            </w:r>
-          </w:p>
-          <w:p>
-            <w:r>
-              <w:rPr>
-                <w:rFonts w:ascii="Consolas" w:cs="Consolas" w:eastAsia="Consolas" w:hAnsi="Consolas"/>
-                <w:sz w:val="18"/>
-                <w:szCs w:val="18"/>
-              </w:rPr>
-              <w:t xml:space="preserve">      if [ "$DUREE" -gt "$SEUIL_MIN" ]; then</w:t>
-            </w:r>
-          </w:p>
-          <w:p>
-            <w:r>
-              <w:rPr>
-                <w:rFonts w:ascii="Consolas" w:cs="Consolas" w:eastAsia="Consolas" w:hAnsi="Consolas"/>
-                <w:sz w:val="18"/>
-                <w:szCs w:val="18"/>
-              </w:rPr>
-              <w:t xml:space="preserve">        echo "DERIVE : pipeline ${DUREE} min &gt; seuil ${SEUIL_MIN} min"</w:t>
-            </w:r>
-          </w:p>
-          <w:p>
-            <w:r>
-              <w:rPr>
-                <w:rFonts w:ascii="Consolas" w:cs="Consolas" w:eastAsia="Consolas" w:hAnsi="Consolas"/>
-                <w:sz w:val="18"/>
-                <w:szCs w:val="18"/>
-              </w:rPr>
-              <w:t xml:space="preserve">        # notifier la squad (webhook/Slack) ici</w:t>
-            </w:r>
-          </w:p>
-          <w:p>
-            <w:r>
-              <w:rPr>
-                <w:rFonts w:ascii="Consolas" w:cs="Consolas" w:eastAsia="Consolas" w:hAnsi="Consolas"/>
-                <w:sz w:val="18"/>
-                <w:szCs w:val="18"/>
-              </w:rPr>
-              <w:t xml:space="preserve">        exit 1</w:t>
-            </w:r>
-          </w:p>
-          <w:p>
-            <w:r>
-              <w:rPr>
-                <w:rFonts w:ascii="Consolas" w:cs="Consolas" w:eastAsia="Consolas" w:hAnsi="Consolas"/>
-                <w:sz w:val="18"/>
-                <w:szCs w:val="18"/>
-              </w:rPr>
-              <w:t xml:space="preserve">      fi</w:t>
-            </w:r>
-          </w:p>
-          <w:p>
-            <w:r>
-              <w:rPr>
-                <w:rFonts w:ascii="Consolas" w:cs="Consolas" w:eastAsia="Consolas" w:hAnsi="Consolas"/>
-                <w:sz w:val="18"/>
-                <w:szCs w:val="18"/>
-              </w:rPr>
-              <w:t xml:space="preserve">  allow_failure: true          # ALERTE (n'échoue pas le pipeline)</w:t>
-            </w:r>
-          </w:p>
-          <w:p>
-            <w:r>
-              <w:rPr>
-                <w:rFonts w:ascii="Consolas" w:cs="Consolas" w:eastAsia="Consolas" w:hAnsi="Consolas"/>
-                <w:sz w:val="18"/>
-                <w:szCs w:val="18"/>
-              </w:rPr>
-              <w:t xml:space="preserve">                               # -&gt; passer à false pour BLOQUER</w:t>
-            </w:r>
-          </w:p>
-          <w:p>
-            <w:r>
-              <w:rPr>
-                <w:rFonts w:ascii="Consolas" w:cs="Consolas" w:eastAsia="Consolas" w:hAnsi="Consolas"/>
-                <w:sz w:val="18"/>
-                <w:szCs w:val="18"/>
-              </w:rPr>
-              <w:t xml:space="preserve">                               #    quand la squad est prête</w:t>
+              <w:t xml:space="preserve"> stage:.post # tourne en fin de pipeline</w:t>
+            </w:r>
+          </w:p>
+          <w:p>
+            <w:r>
+              <w:rPr>
+                <w:rFonts w:ascii="Consolas" w:cs="Consolas" w:eastAsia="Consolas" w:hAnsi="Consolas"/>
+                <w:sz w:val="18"/>
+                <w:szCs w:val="18"/>
+              </w:rPr>
+              <w:t xml:space="preserve"> variables:</w:t>
+            </w:r>
+          </w:p>
+          <w:p>
+            <w:r>
+              <w:rPr>
+                <w:rFonts w:ascii="Consolas" w:cs="Consolas" w:eastAsia="Consolas" w:hAnsi="Consolas"/>
+                <w:sz w:val="18"/>
+                <w:szCs w:val="18"/>
+              </w:rPr>
+              <w:t xml:space="preserve"> SEUIL_MIN: 15</w:t>
+            </w:r>
+          </w:p>
+          <w:p>
+            <w:r>
+              <w:rPr>
+                <w:rFonts w:ascii="Consolas" w:cs="Consolas" w:eastAsia="Consolas" w:hAnsi="Consolas"/>
+                <w:sz w:val="18"/>
+                <w:szCs w:val="18"/>
+              </w:rPr>
+              <w:t xml:space="preserve"> script:</w:t>
+            </w:r>
+          </w:p>
+          <w:p>
+            <w:r>
+              <w:rPr>
+                <w:rFonts w:ascii="Consolas" w:cs="Consolas" w:eastAsia="Consolas" w:hAnsi="Consolas"/>
+                <w:sz w:val="18"/>
+                <w:szCs w:val="18"/>
+              </w:rPr>
+              <w:t xml:space="preserve"> - DUREE=$(...) # récupérer la durée du pipeline</w:t>
+            </w:r>
+          </w:p>
+          <w:p>
+            <w:r>
+              <w:rPr>
+                <w:rFonts w:ascii="Consolas" w:cs="Consolas" w:eastAsia="Consolas" w:hAnsi="Consolas"/>
+                <w:sz w:val="18"/>
+                <w:szCs w:val="18"/>
+              </w:rPr>
+              <w:t xml:space="preserve"> # (API GitLab du pipeline courant)</w:t>
+            </w:r>
+          </w:p>
+          <w:p>
+            <w:r>
+              <w:rPr>
+                <w:rFonts w:ascii="Consolas" w:cs="Consolas" w:eastAsia="Consolas" w:hAnsi="Consolas"/>
+                <w:sz w:val="18"/>
+                <w:szCs w:val="18"/>
+              </w:rPr>
+              <w:t xml:space="preserve"> - |</w:t>
+            </w:r>
+          </w:p>
+          <w:p>
+            <w:r>
+              <w:rPr>
+                <w:rFonts w:ascii="Consolas" w:cs="Consolas" w:eastAsia="Consolas" w:hAnsi="Consolas"/>
+                <w:sz w:val="18"/>
+                <w:szCs w:val="18"/>
+              </w:rPr>
+              <w:t xml:space="preserve"> if [ "$DUREE" -gt "$SEUIL_MIN" ]; then</w:t>
+            </w:r>
+          </w:p>
+          <w:p>
+            <w:r>
+              <w:rPr>
+                <w:rFonts w:ascii="Consolas" w:cs="Consolas" w:eastAsia="Consolas" w:hAnsi="Consolas"/>
+                <w:sz w:val="18"/>
+                <w:szCs w:val="18"/>
+              </w:rPr>
+              <w:t xml:space="preserve"> echo "DERIVE : pipeline ${DUREE} min &gt; seuil ${SEUIL_MIN} min"</w:t>
+            </w:r>
+          </w:p>
+          <w:p>
+            <w:r>
+              <w:rPr>
+                <w:rFonts w:ascii="Consolas" w:cs="Consolas" w:eastAsia="Consolas" w:hAnsi="Consolas"/>
+                <w:sz w:val="18"/>
+                <w:szCs w:val="18"/>
+              </w:rPr>
+              <w:t xml:space="preserve"> # notifier la squad (webhook/Slack) ici</w:t>
+            </w:r>
+          </w:p>
+          <w:p>
+            <w:r>
+              <w:rPr>
+                <w:rFonts w:ascii="Consolas" w:cs="Consolas" w:eastAsia="Consolas" w:hAnsi="Consolas"/>
+                <w:sz w:val="18"/>
+                <w:szCs w:val="18"/>
+              </w:rPr>
+              <w:t xml:space="preserve"> exit 1</w:t>
+            </w:r>
+          </w:p>
+          <w:p>
+            <w:r>
+              <w:rPr>
+                <w:rFonts w:ascii="Consolas" w:cs="Consolas" w:eastAsia="Consolas" w:hAnsi="Consolas"/>
+                <w:sz w:val="18"/>
+                <w:szCs w:val="18"/>
+              </w:rPr>
+              <w:t xml:space="preserve"> fi</w:t>
+            </w:r>
+          </w:p>
+          <w:p>
+            <w:r>
+              <w:rPr>
+                <w:rFonts w:ascii="Consolas" w:cs="Consolas" w:eastAsia="Consolas" w:hAnsi="Consolas"/>
+                <w:sz w:val="18"/>
+                <w:szCs w:val="18"/>
+              </w:rPr>
+              <w:t xml:space="preserve"> allow_failure: true # ALERTE (n'échoue pas le pipeline)</w:t>
+            </w:r>
+          </w:p>
+          <w:p>
+            <w:r>
+              <w:rPr>
+                <w:rFonts w:ascii="Consolas" w:cs="Consolas" w:eastAsia="Consolas" w:hAnsi="Consolas"/>
+                <w:sz w:val="18"/>
+                <w:szCs w:val="18"/>
+              </w:rPr>
+              <w:t xml:space="preserve"> # -&gt; passer à false pour BLOQUER</w:t>
+            </w:r>
+          </w:p>
+          <w:p>
+            <w:r>
+              <w:rPr>
+                <w:rFonts w:ascii="Consolas" w:cs="Consolas" w:eastAsia="Consolas" w:hAnsi="Consolas"/>
+                <w:sz w:val="18"/>
+                <w:szCs w:val="18"/>
+              </w:rPr>
+              <w:t xml:space="preserve"> # quand la squad est prête</w:t>
             </w:r>
           </w:p>
           <w:p>
@@ -888,7 +888,7 @@
         <w:spacing w:after="120"/>
       </w:pPr>
       <w:r>
-        <w:t xml:space="preserve">À la sortie, le pipeline de la squad porte un garde-fou de durée : un seuil ancré dans le pipeline, qui mesure chaque build et alerte (ou échoue) dès qu’il dépasse la limite. Le mode a été choisi en conscience — alerte pour commencer, blocage possible ensuite — et le garde-fou a été testé en provoquant un dépassement. La performance gagnée aux #74-76 n’est plus à la merci d’une dérive lente : elle est protégée par construction. Si le pipeline rallonge un jour, la squad le saura au moment précis où ça arrive, sur le changement précis qui en est la cause — pas six mois trop tard.</w:t>
+        <w:t xml:space="preserve">À la sortie, le pipeline de la squad porte un garde-fou de durée : un seuil ancré dans le pipeline, qui mesure chaque build et alerte (ou échoue) dès qu’il dépasse la limite. Le mode a été choisi en conscience — alerte pour commencer, blocage possible ensuite — et le garde-fou a été testé en provoquant un dépassement. La performance gagnée aux le cache des dépendances : le gain le plus rapide-76 n’est plus à la merci d’une dérive lente : elle est protégée par construction. Si le pipeline rallonge un jour, la squad le saura au moment précis où ça arrive, sur le changement précis qui en est la cause — pas six mois trop tard.</w:t>
       </w:r>
     </w:p>
     <w:p>
@@ -1156,7 +1156,7 @@
         <w:pStyle w:val="Heading2"/>
       </w:pPr>
       <w:r>
-        <w:t xml:space="preserve">Articulation avec le #78 (anti-doublon)</w:t>
+        <w:t xml:space="preserve">Articulation avec le suivre et célébrer : la durée comme histoire d’équipe (anti-doublon)</w:t>
       </w:r>
     </w:p>
     <w:p>
@@ -1164,7 +1164,7 @@
         <w:spacing w:after="120"/>
       </w:pPr>
       <w:r>
-        <w:t xml:space="preserve">Ce garde-fou et le suivi des indicateurs du #78 sont complémentaires, pas redondants. Le #77 est le versant AUTOMATIQUE : un seuil que la machine fait respecter, qui protège même quand personne ne regarde — il EMPÊCHE la dérive. Le #78 est le versant HUMAIN : un suivi de la durée dans le temps que la squad regarde en rituel, pour voir la tendance, célébrer les gains et entretenir la dynamique — il MOBILISE l’équipe. L’un est une contrainte structurelle (le seuil tient sans attention), l’autre une pratique culturelle (la célébration n’existe que si la squad la fait). Ensemble : la machine garde la limite, l’humain entretient le progrès.</w:t>
+        <w:t xml:space="preserve">Ce garde-fou et le suivi des indicateurs du suivre et célébrer : la durée comme histoire d’équipe sont complémentaires, pas redondants. Le #77 est le versant AUTOMATIQUE : un seuil que la machine fait respecter, qui protège même quand personne ne regarde — il EMPÊCHE la dérive. Le suivre et célébrer : la durée comme histoire d’équipe est le versant HUMAIN : un suivi de la durée dans le temps que la squad regarde en rituel, pour voir la tendance, célébrer les gains et entretenir la dynamique — il MOBILISE l’équipe. L’un est une contrainte structurelle (le seuil tient sans attention), l’autre une pratique culturelle (la célébration n’existe que si la squad la fait). Ensemble : la machine garde la limite, l’humain entretient le progrès.</w:t>
       </w:r>
     </w:p>
     <w:p>
@@ -1180,7 +1180,7 @@
         <w:spacing w:after="120"/>
       </w:pPr>
       <w:r>
-        <w:t xml:space="preserve">Le pipeline de la squad porte un seuil de durée qu’il fait respecter lui-même : chaque build est mesuré, et un dépassement déclenche une alerte (ou un échec) au moment précis où la dérive apparaît, sur le changement qui en est la cause. Le mode a été choisi en conscience et le garde-fou testé en le forçant. La performance gagnée aux #74-76 est désormais protégée par construction, pas par la vigilance — elle ne se reperdra pas par accumulation silencieuse. La question D05 atteint son palier Formalisé sur le versant automatique : la rapidité du pipeline est devenue un acquis verrouillé, que le #78 viendra compléter par le suivi humain et la célébration.</w:t>
+        <w:t xml:space="preserve">Le pipeline de la squad porte un seuil de durée qu’il fait respecter lui-même : chaque build est mesuré, et un dépassement déclenche une alerte (ou un échec) au moment précis où la dérive apparaît, sur le changement qui en est la cause. Le mode a été choisi en conscience et le garde-fou testé en le forçant. La performance gagnée aux le cache des dépendances : le gain le plus rapide-76 est désormais protégée par construction, pas par la vigilance — elle ne se reperdra pas par accumulation silencieuse. La question D05 atteint son palier Formalisé sur le versant automatique : la rapidité du pipeline est devenue un acquis verrouillé, que le suivre et célébrer : la durée comme histoire d’équipe viendra compléter par le suivi humain et la célébration.</w:t>
       </w:r>
     </w:p>
     <w:sectPr>
